--- a/Formularios LOGT/CamilaSandoval.docx
+++ b/Formularios LOGT/CamilaSandoval.docx
@@ -27,13 +27,13 @@
         <w:tblLook w:val="04A0" w:firstRow="1" w:lastRow="0" w:firstColumn="1" w:lastColumn="0" w:noHBand="0" w:noVBand="1"/>
       </w:tblPr>
       <w:tblGrid>
-        <w:gridCol w:w="865"/>
+        <w:gridCol w:w="864"/>
         <w:gridCol w:w="808"/>
         <w:gridCol w:w="785"/>
-        <w:gridCol w:w="1823"/>
-        <w:gridCol w:w="1154"/>
+        <w:gridCol w:w="1814"/>
+        <w:gridCol w:w="1149"/>
         <w:gridCol w:w="713"/>
-        <w:gridCol w:w="2680"/>
+        <w:gridCol w:w="2695"/>
       </w:tblGrid>
       <w:tr>
         <w:trPr>
@@ -278,7 +278,7 @@
                 <w:bCs/>
                 <w:highlight w:val="yellow"/>
               </w:rPr>
-              <w:t>16/02</w:t>
+              <w:t>24/02</w:t>
             </w:r>
           </w:p>
         </w:tc>
@@ -312,7 +312,7 @@
                 <w:bCs/>
                 <w:highlight w:val="yellow"/>
               </w:rPr>
-              <w:t>21:00</w:t>
+              <w:t>23:00</w:t>
             </w:r>
           </w:p>
         </w:tc>
@@ -346,7 +346,7 @@
                 <w:bCs/>
                 <w:highlight w:val="yellow"/>
               </w:rPr>
-              <w:t>22:00</w:t>
+              <w:t>00:00</w:t>
             </w:r>
           </w:p>
         </w:tc>
@@ -458,6 +458,153 @@
                 <w:bCs/>
                 <w:highlight w:val="yellow"/>
               </w:rPr>
+              <w:t>Actualización del UML</w:t>
+            </w:r>
+          </w:p>
+        </w:tc>
+      </w:tr>
+      <w:tr>
+        <w:trPr>
+          <w:trHeight w:val="1002"/>
+        </w:trPr>
+        <w:tc>
+          <w:tcPr>
+            <w:tcW w:w="0" w:type="auto"/>
+            <w:tcBorders>
+              <w:top w:val="single" w:sz="4" w:space="0" w:color="000000"/>
+              <w:left w:val="single" w:sz="4" w:space="0" w:color="000000"/>
+              <w:bottom w:val="single" w:sz="4" w:space="0" w:color="000000"/>
+              <w:right w:val="single" w:sz="4" w:space="0" w:color="000000"/>
+            </w:tcBorders>
+            <w:tcMar>
+              <w:top w:w="100" w:type="dxa"/>
+              <w:left w:w="100" w:type="dxa"/>
+              <w:bottom w:w="100" w:type="dxa"/>
+              <w:right w:w="100" w:type="dxa"/>
+            </w:tcMar>
+          </w:tcPr>
+          <w:p>
+            <w:r>
+              <w:t>16/02</w:t>
+            </w:r>
+          </w:p>
+        </w:tc>
+        <w:tc>
+          <w:tcPr>
+            <w:tcW w:w="0" w:type="auto"/>
+            <w:tcBorders>
+              <w:top w:val="single" w:sz="4" w:space="0" w:color="000000"/>
+              <w:left w:val="single" w:sz="4" w:space="0" w:color="000000"/>
+              <w:bottom w:val="single" w:sz="4" w:space="0" w:color="000000"/>
+              <w:right w:val="single" w:sz="4" w:space="0" w:color="000000"/>
+            </w:tcBorders>
+            <w:tcMar>
+              <w:top w:w="100" w:type="dxa"/>
+              <w:left w:w="100" w:type="dxa"/>
+              <w:bottom w:w="100" w:type="dxa"/>
+              <w:right w:w="100" w:type="dxa"/>
+            </w:tcMar>
+          </w:tcPr>
+          <w:p>
+            <w:r>
+              <w:t>21:00</w:t>
+            </w:r>
+          </w:p>
+        </w:tc>
+        <w:tc>
+          <w:tcPr>
+            <w:tcW w:w="0" w:type="auto"/>
+            <w:tcBorders>
+              <w:top w:val="single" w:sz="4" w:space="0" w:color="000000"/>
+              <w:left w:val="single" w:sz="4" w:space="0" w:color="000000"/>
+              <w:bottom w:val="single" w:sz="4" w:space="0" w:color="000000"/>
+              <w:right w:val="single" w:sz="4" w:space="0" w:color="000000"/>
+            </w:tcBorders>
+            <w:tcMar>
+              <w:top w:w="100" w:type="dxa"/>
+              <w:left w:w="100" w:type="dxa"/>
+              <w:bottom w:w="100" w:type="dxa"/>
+              <w:right w:w="100" w:type="dxa"/>
+            </w:tcMar>
+          </w:tcPr>
+          <w:p>
+            <w:r>
+              <w:t>22:00</w:t>
+            </w:r>
+          </w:p>
+        </w:tc>
+        <w:tc>
+          <w:tcPr>
+            <w:tcW w:w="0" w:type="auto"/>
+            <w:tcBorders>
+              <w:top w:val="single" w:sz="4" w:space="0" w:color="000000"/>
+              <w:left w:val="single" w:sz="4" w:space="0" w:color="000000"/>
+              <w:bottom w:val="single" w:sz="4" w:space="0" w:color="000000"/>
+              <w:right w:val="single" w:sz="4" w:space="0" w:color="000000"/>
+            </w:tcBorders>
+            <w:tcMar>
+              <w:top w:w="100" w:type="dxa"/>
+              <w:left w:w="100" w:type="dxa"/>
+              <w:bottom w:w="100" w:type="dxa"/>
+              <w:right w:w="100" w:type="dxa"/>
+            </w:tcMar>
+          </w:tcPr>
+          <w:p/>
+        </w:tc>
+        <w:tc>
+          <w:tcPr>
+            <w:tcW w:w="0" w:type="auto"/>
+            <w:tcBorders>
+              <w:top w:val="single" w:sz="4" w:space="0" w:color="000000"/>
+              <w:left w:val="single" w:sz="4" w:space="0" w:color="000000"/>
+              <w:bottom w:val="single" w:sz="4" w:space="0" w:color="000000"/>
+              <w:right w:val="single" w:sz="4" w:space="0" w:color="000000"/>
+            </w:tcBorders>
+            <w:tcMar>
+              <w:top w:w="100" w:type="dxa"/>
+              <w:left w:w="100" w:type="dxa"/>
+              <w:bottom w:w="100" w:type="dxa"/>
+              <w:right w:w="100" w:type="dxa"/>
+            </w:tcMar>
+          </w:tcPr>
+          <w:p/>
+        </w:tc>
+        <w:tc>
+          <w:tcPr>
+            <w:tcW w:w="0" w:type="auto"/>
+            <w:tcBorders>
+              <w:top w:val="single" w:sz="4" w:space="0" w:color="000000"/>
+              <w:left w:val="single" w:sz="4" w:space="0" w:color="000000"/>
+              <w:bottom w:val="single" w:sz="4" w:space="0" w:color="000000"/>
+              <w:right w:val="single" w:sz="4" w:space="0" w:color="000000"/>
+            </w:tcBorders>
+            <w:tcMar>
+              <w:top w:w="100" w:type="dxa"/>
+              <w:left w:w="100" w:type="dxa"/>
+              <w:bottom w:w="100" w:type="dxa"/>
+              <w:right w:w="100" w:type="dxa"/>
+            </w:tcMar>
+          </w:tcPr>
+          <w:p/>
+        </w:tc>
+        <w:tc>
+          <w:tcPr>
+            <w:tcW w:w="0" w:type="auto"/>
+            <w:tcBorders>
+              <w:top w:val="single" w:sz="4" w:space="0" w:color="000000"/>
+              <w:left w:val="single" w:sz="4" w:space="0" w:color="000000"/>
+              <w:bottom w:val="single" w:sz="4" w:space="0" w:color="000000"/>
+              <w:right w:val="single" w:sz="4" w:space="0" w:color="000000"/>
+            </w:tcBorders>
+            <w:tcMar>
+              <w:top w:w="100" w:type="dxa"/>
+              <w:left w:w="100" w:type="dxa"/>
+              <w:bottom w:w="100" w:type="dxa"/>
+              <w:right w:w="100" w:type="dxa"/>
+            </w:tcMar>
+          </w:tcPr>
+          <w:p>
+            <w:r>
               <w:t>Avances: Redacción de actores</w:t>
             </w:r>
           </w:p>
@@ -1394,6 +1541,7 @@
   <w:style w:type="character" w:default="1" w:styleId="DefaultParagraphFont">
     <w:name w:val="Default Paragraph Font"/>
     <w:uiPriority w:val="1"/>
+    <w:semiHidden/>
     <w:unhideWhenUsed/>
   </w:style>
   <w:style w:type="table" w:default="1" w:styleId="TableNormal">
